--- a/downloads/teacher/05 Materials/Unit 01/Handouts/Handout 01.15 - Circular Scavenger Hunt and Shopping List Template.docx
+++ b/downloads/teacher/05 Materials/Unit 01/Handouts/Handout 01.15 - Circular Scavenger Hunt and Shopping List Template.docx
@@ -26,15 +26,6 @@
       </w:pPr>
       <w:r>
         <w:t xml:space="preserve">Store and circular dates: ______________________</w:t>
-      </w:r>
-      <w:r>
-        <w:t xml:space="preserve"> </w:t>
-      </w:r>
-      <w:r>
-        <w:rPr>
-          <w:rStyle w:val="TeacherNote"/>
-        </w:rPr>
-        <w:t xml:space="preserve">[Sal: fill in from this week’s circular]</w:t>
       </w:r>
     </w:p>
     <w:p>
